--- a/content/Bios/Cliff_Hendrick.docx
+++ b/content/Bios/Cliff_Hendrick.docx
@@ -1,250 +1,8 @@
 
 <file path=word/document.xml><?xml version="1.0" encoding="utf-8"?>
-<w:document xmlns:w14="http://schemas.microsoft.com/office/word/2010/wordml" xmlns:wp14="http://schemas.microsoft.com/office/word/2010/wordprocessingDrawing" xmlns:w="http://schemas.openxmlformats.org/wordprocessingml/2006/main" xmlns:m="http://schemas.openxmlformats.org/officeDocument/2006/math" xmlns:r="http://schemas.openxmlformats.org/officeDocument/2006/relationships" xmlns:o="urn:schemas-microsoft-com:office:office" xmlns:v="urn:schemas-microsoft-com:vml" xmlns:w10="urn:schemas-microsoft-com:office:word" xmlns:a="http://schemas.openxmlformats.org/drawingml/2006/main" xmlns:pic="http://schemas.openxmlformats.org/drawingml/2006/picture" xmlns:wp="http://schemas.openxmlformats.org/drawingml/2006/wordprocessingDrawing" xmlns:mc="http://schemas.openxmlformats.org/markup-compatibility/2006" mc:Ignorable="w14 wp14">
+<w:document xmlns:ns1="http://schemas.openxmlformats.org/markup-compatibility/2006" xmlns:ns2="http://schemas.microsoft.com/office/word/2010/wordml" xmlns:w="http://schemas.openxmlformats.org/wordprocessingml/2006/main" ns1:Ignorable="w14 wp14">
   <w:body>
-    <w:p xmlns:wp14="http://schemas.microsoft.com/office/word/2010/wordml" wp14:textId="77777777">
-      <w:pPr>
-        <w:pStyle w:val="FirstParagraph"/>
-      </w:pPr>
-      <w:r>
-        <w:rPr/>
-        <w:t>1997 Hall of Fame Inductee H. Cliff Hendrick – Denver</w:t>
-      </w:r>
-      <w:r>
-        <w:rPr/>
-        <w:t xml:space="preserve"> </w:t>
-      </w:r>
-      <w:r>
-        <w:rPr/>
-        <w:t>H. Clifford Hendrick was one of the first of the new breed of</w:t>
-      </w:r>
-      <w:r>
-        <w:rPr/>
-        <w:t xml:space="preserve"> </w:t>
-      </w:r>
-      <w:r>
-        <w:rPr/>
-        <w:t>“young lions”</w:t>
-      </w:r>
-      <w:r>
-        <w:rPr/>
-        <w:t xml:space="preserve"> </w:t>
-      </w:r>
-      <w:r>
-        <w:rPr/>
-        <w:t>to come upon the officiating</w:t>
-      </w:r>
-      <w:r>
-        <w:rPr/>
-        <w:t xml:space="preserve"> </w:t>
-      </w:r>
-      <w:r>
-        <w:rPr/>
-        <w:t>scene during the 1970’s. The son of the town doctor, and a former standout basketball player at</w:t>
-      </w:r>
-      <w:r>
-        <w:rPr/>
-        <w:t xml:space="preserve"> </w:t>
-      </w:r>
-      <w:r>
-        <w:rPr/>
-        <w:t>Roaring Fork High School in Carbondale, Colorado, Cliff joined CHSBUA in 1970 and quickly</w:t>
-      </w:r>
-      <w:r>
-        <w:rPr/>
-        <w:t xml:space="preserve"> </w:t>
-      </w:r>
-      <w:r>
-        <w:rPr/>
-        <w:t>distinguished himself as the sport’s top</w:t>
-      </w:r>
-      <w:r>
-        <w:rPr/>
-        <w:t xml:space="preserve"> </w:t>
-      </w:r>
-      <w:r>
-        <w:rPr/>
-        <w:t>“rookie”</w:t>
-      </w:r>
-      <w:r>
-        <w:rPr/>
-        <w:t xml:space="preserve"> </w:t>
-      </w:r>
-      <w:r>
-        <w:rPr/>
-        <w:t>arbiter.</w:t>
-      </w:r>
-      <w:r>
-        <w:rPr/>
-        <w:t xml:space="preserve"> </w:t>
-      </w:r>
-      <w:r>
-        <w:rPr/>
-        <w:t xml:space="preserve">In 1971 he was selected to his first postseason playoff, </w:t>
-      </w:r>
-      <w:r>
-        <w:rPr/>
-        <w:t>beginning</w:t>
-      </w:r>
-      <w:r>
-        <w:rPr/>
-        <w:t xml:space="preserve"> an unbroken string of tournament</w:t>
-      </w:r>
-      <w:r>
-        <w:rPr/>
-        <w:t xml:space="preserve"> </w:t>
-      </w:r>
-      <w:r>
-        <w:rPr/>
-        <w:t>selections which was to last until his retirement from high school baseball in 1990. But before he</w:t>
-      </w:r>
-      <w:r>
-        <w:rPr/>
-        <w:t xml:space="preserve"> </w:t>
-      </w:r>
-      <w:r>
-        <w:rPr/>
-        <w:t>“hung ’</w:t>
-      </w:r>
-      <w:r>
-        <w:rPr/>
-        <w:t>em</w:t>
-      </w:r>
-      <w:r>
-        <w:rPr/>
-        <w:t xml:space="preserve"> up,”</w:t>
-      </w:r>
-      <w:r>
-        <w:rPr/>
-        <w:t xml:space="preserve"> </w:t>
-      </w:r>
-      <w:r>
-        <w:rPr/>
-        <w:t xml:space="preserve">Cliff </w:t>
-      </w:r>
-      <w:r>
-        <w:rPr/>
-        <w:t>worked</w:t>
-      </w:r>
-      <w:r>
-        <w:rPr/>
-        <w:t xml:space="preserve"> the state tournament from 1982-90, including five state championship</w:t>
-      </w:r>
-      <w:r>
-        <w:rPr/>
-        <w:t xml:space="preserve"> </w:t>
-      </w:r>
-      <w:r>
-        <w:rPr/>
-        <w:t>games.</w:t>
-      </w:r>
-      <w:r>
-        <w:rPr/>
-        <w:t xml:space="preserve"> </w:t>
-      </w:r>
-      <w:r>
-        <w:rPr/>
-        <w:t>Collegiately, Cliff worked in the Big 8 and WAC and was assigned 1986 Western Athletic Conference</w:t>
-      </w:r>
-      <w:r>
-        <w:rPr/>
-        <w:t xml:space="preserve"> </w:t>
-      </w:r>
-      <w:r>
-        <w:rPr/>
-        <w:t>Championship Series in San Diego, California. For nine years, beginning in 1983, Cliff was also an</w:t>
-      </w:r>
-      <w:r>
-        <w:rPr/>
-        <w:t xml:space="preserve"> </w:t>
-      </w:r>
-      <w:r>
-        <w:rPr/>
-        <w:t>alternate umpire for the American Association (Professional AAA) working with big leaguers like Drew</w:t>
-      </w:r>
-      <w:r>
-        <w:rPr/>
-        <w:t xml:space="preserve"> </w:t>
-      </w:r>
-      <w:r>
-        <w:rPr/>
-        <w:t>Coble (American League Crew Chief) among others.</w:t>
-      </w:r>
-      <w:r>
-        <w:rPr/>
-        <w:t xml:space="preserve"> </w:t>
-      </w:r>
-      <w:r>
-        <w:rPr/>
-        <w:t>Administratively, Cliff served as supervisor of umpires for The University of Wyoming, assigned the</w:t>
-      </w:r>
-      <w:r>
-        <w:rPr/>
-        <w:t xml:space="preserve"> </w:t>
-      </w:r>
-      <w:r>
-        <w:rPr/>
-        <w:t>High School All-Star games for several years, organized the Honorary Group inductions, as well as</w:t>
-      </w:r>
-      <w:r>
-        <w:rPr/>
-        <w:t xml:space="preserve"> </w:t>
-      </w:r>
-      <w:r>
-        <w:rPr/>
-        <w:t>serving as Denver area director for the CHSBUA and supervisor of umpires for the Skyline League and</w:t>
-      </w:r>
-      <w:r>
-        <w:rPr/>
-        <w:t xml:space="preserve"> </w:t>
-      </w:r>
-      <w:r>
-        <w:rPr/>
-        <w:t xml:space="preserve">Front Range League. Cliff has been a science teacher </w:t>
-      </w:r>
-      <w:r>
-        <w:rPr/>
-        <w:t>in</w:t>
-      </w:r>
-      <w:r>
-        <w:rPr/>
-        <w:t xml:space="preserve"> the Cherry Creek </w:t>
-      </w:r>
-      <w:r>
-        <w:rPr/>
-        <w:t>schools</w:t>
-      </w:r>
-      <w:r>
-        <w:rPr/>
-        <w:t xml:space="preserve"> since 1974.</w:t>
-      </w:r>
-    </w:p>
-    <w:p>
-      <w:pPr>
-        <w:pStyle w:val="BodyText"/>
-      </w:pPr>
-    </w:p>
-    <w:p>
-      <w:pPr>
-        <w:pStyle w:val="Heading2"/>
-        <w:spacing w:before="261" w:beforeAutospacing="off" w:after="261" w:afterAutospacing="off" w:line="300" w:lineRule="auto"/>
-      </w:pPr>
-      <w:r>
-        <w:rPr>
-          <w:rFonts w:ascii="Segoe UI" w:hAnsi="Segoe UI" w:eastAsia="Segoe UI" w:cs="Segoe UI"/>
-          <w:b w:val="1"/>
-          <w:bCs w:val="1"/>
-          <w:i w:val="0"/>
-          <w:iCs w:val="0"/>
-          <w:noProof w:val="0"/>
-          <w:sz w:val="31"/>
-          <w:szCs w:val="31"/>
-          <w:lang w:val="en-US"/>
-        </w:rPr>
-        <w:t>Revised Biography: H. Cliff Hendrick</w:t>
-      </w:r>
-    </w:p>
-    <w:p>
+    <w:p ns2:paraId="7C56D295" ns2:textId="009D3958">
       <w:pPr>
         <w:spacing w:before="0" w:beforeAutospacing="off" w:after="0" w:afterAutospacing="off" w:line="300" w:lineRule="auto"/>
       </w:pPr>
@@ -263,7 +21,7 @@
         <w:t>1997 Hall of Fame Inductee – Denver</w:t>
       </w:r>
     </w:p>
-    <w:p>
+    <w:p ns2:paraId="26E6BEBC" ns2:textId="14273640">
       <w:pPr>
         <w:spacing w:before="0" w:beforeAutospacing="off" w:after="0" w:afterAutospacing="off" w:line="300" w:lineRule="auto"/>
         <w:rPr>
@@ -377,7 +135,7 @@
         <w:t xml:space="preserve"> in 1970 and quickly earned recognition as the association’s top rookie umpire.</w:t>
       </w:r>
     </w:p>
-    <w:p>
+    <w:p ns2:paraId="50C3AD0F" ns2:textId="015A1D8A">
       <w:pPr>
         <w:spacing w:before="0" w:beforeAutospacing="off" w:after="0" w:afterAutospacing="off" w:line="300" w:lineRule="auto"/>
         <w:rPr>
@@ -547,7 +305,7 @@
         <w:t xml:space="preserve"> in San Diego, California.</w:t>
       </w:r>
     </w:p>
-    <w:p>
+    <w:p ns2:paraId="09BAD76F" ns2:textId="017AE6DB">
       <w:pPr>
         <w:spacing w:before="0" w:beforeAutospacing="off" w:after="0" w:afterAutospacing="off" w:line="300" w:lineRule="auto"/>
         <w:rPr>
@@ -745,7 +503,7 @@
         <w:t>.</w:t>
       </w:r>
     </w:p>
-    <w:p>
+    <w:p ns2:paraId="67A76309" ns2:textId="602422AC">
       <w:pPr>
         <w:spacing w:before="0" w:beforeAutospacing="off" w:after="0" w:afterAutospacing="off" w:line="300" w:lineRule="auto"/>
         <w:rPr>
@@ -859,7 +617,7 @@
         <w:t xml:space="preserve"> deeply respected.</w:t>
       </w:r>
     </w:p>
-    <w:p>
+    <w:p ns2:paraId="6158F0A9" ns2:textId="5CF0F7A3">
       <w:pPr>
         <w:pStyle w:val="BodyText"/>
       </w:pPr>
